--- a/docs/12-final/пояснительная_записка.docx
+++ b/docs/12-final/пояснительная_записка.docx
@@ -749,106 +749,7 @@
         </w:rPr>
         <w:t xml:space="preserve">Члены комиссии:  </w:t>
       </w:r>
-    </w:p>
-    <w:p>
-      <w:pPr>
-        <w:spacing w:line="240" w:lineRule="auto"/>
-        <w:ind w:firstLine="0"/>
-        <w:jc w:val="left"/>
-        <w:rPr>
-          <w:rFonts w:eastAsia="Times New Roman"/>
-          <w:color w:val="auto"/>
-          <w:lang w:eastAsia="ru-RU"/>
-        </w:rPr>
-      </w:pPr>
-      <w:r>
-        <w:rPr>
-          <w:rFonts w:eastAsia="Times New Roman"/>
-          <w:color w:val="auto"/>
-          <w:lang w:eastAsia="ru-RU"/>
-        </w:rPr>
-        <w:t xml:space="preserve">зав. межинститутской </w:t>
-      </w:r>
-    </w:p>
-    <w:p>
-      <w:pPr>
-        <w:spacing w:line="240" w:lineRule="auto"/>
-        <w:ind w:firstLine="0"/>
-        <w:jc w:val="left"/>
-        <w:rPr>
-          <w:rFonts w:eastAsia="Times New Roman"/>
-          <w:color w:val="auto"/>
-          <w:u w:val="single"/>
-          <w:lang w:eastAsia="ru-RU"/>
-        </w:rPr>
-      </w:pPr>
-      <w:r>
-        <w:rPr>
-          <w:rFonts w:eastAsia="Times New Roman"/>
-          <w:color w:val="auto"/>
-          <w:lang w:eastAsia="ru-RU"/>
-        </w:rPr>
-        <w:t xml:space="preserve">базовой кафедрой </w:t>
-      </w:r>
-      <w:r>
-        <w:rPr>
-          <w:rFonts w:eastAsia="Times New Roman"/>
-          <w:color w:val="auto"/>
-          <w:lang w:eastAsia="ru-RU"/>
-        </w:rPr>
-        <w:tab/>
-        <w:t xml:space="preserve">         </w:t>
-      </w:r>
-      <w:r>
-        <w:rPr>
-          <w:rFonts w:eastAsia="Times New Roman"/>
-          <w:color w:val="auto"/>
-          <w:lang w:eastAsia="ru-RU"/>
-        </w:rPr>
-        <w:tab/>
-      </w:r>
-      <w:r>
-        <w:rPr>
-          <w:rFonts w:eastAsia="Times New Roman"/>
-          <w:color w:val="auto"/>
-          <w:u w:val="single"/>
-          <w:lang w:eastAsia="ru-RU"/>
-        </w:rPr>
-        <w:t xml:space="preserve">            </w:t>
-      </w:r>
-      <w:r>
-        <w:rPr>
-          <w:rFonts w:eastAsia="Times New Roman"/>
-          <w:color w:val="auto"/>
-          <w:u w:val="single"/>
-          <w:lang w:eastAsia="ru-RU"/>
-        </w:rPr>
-        <w:tab/>
-        <w:t xml:space="preserve">           </w:t>
-      </w:r>
-      <w:r>
-        <w:rPr>
-          <w:rFonts w:eastAsia="Times New Roman"/>
-          <w:color w:val="auto"/>
-          <w:lang w:eastAsia="ru-RU"/>
-        </w:rPr>
-        <w:t>Е. Н. Новикова</w:t>
-      </w:r>
-      <w:r>
-        <w:rPr>
-          <w:rFonts w:eastAsia="Times New Roman"/>
-          <w:color w:val="auto"/>
-          <w:u w:val="single"/>
-          <w:lang w:eastAsia="ru-RU"/>
-        </w:rPr>
-        <w:t xml:space="preserve">    </w:t>
-      </w:r>
-    </w:p>
-    <w:p>
-      <w:pPr>
-        <w:spacing w:line="240" w:lineRule="auto"/>
-        <w:ind w:firstLine="0"/>
-        <w:jc w:val="left"/>
+      <w:r>
         <w:rPr>
           <w:rFonts w:eastAsia="Times New Roman"/>
           <w:color w:val="auto"/>
@@ -856,7 +757,8 @@
           <w:szCs w:val="22"/>
           <w:lang w:eastAsia="ru-RU"/>
         </w:rPr>
-      </w:pPr>
+        <w:tab/>
+      </w:r>
       <w:r>
         <w:rPr>
           <w:rFonts w:eastAsia="Times New Roman"/>
@@ -865,7 +767,8 @@
           <w:szCs w:val="22"/>
           <w:lang w:eastAsia="ru-RU"/>
         </w:rPr>
-        <w:t xml:space="preserve">                   </w:t>
+        <w:tab/>
+        <w:t xml:space="preserve">                 </w:t>
       </w:r>
       <w:r>
         <w:rPr>
@@ -876,47 +779,6 @@
           <w:lang w:eastAsia="ru-RU"/>
         </w:rPr>
         <w:tab/>
-      </w:r>
-      <w:r>
-        <w:rPr>
-          <w:rFonts w:eastAsia="Times New Roman"/>
-          <w:color w:val="auto"/>
-          <w:sz w:val="22"/>
-          <w:szCs w:val="22"/>
-          <w:lang w:eastAsia="ru-RU"/>
-        </w:rPr>
-        <w:tab/>
-      </w:r>
-      <w:r>
-        <w:rPr>
-          <w:rFonts w:eastAsia="Times New Roman"/>
-          <w:color w:val="auto"/>
-          <w:sz w:val="22"/>
-          <w:szCs w:val="22"/>
-          <w:lang w:eastAsia="ru-RU"/>
-        </w:rPr>
-        <w:tab/>
-        <w:t xml:space="preserve">                   (подпись)</w:t>
-      </w:r>
-      <w:r>
-        <w:rPr>
-          <w:rFonts w:eastAsia="Times New Roman"/>
-          <w:color w:val="auto"/>
-          <w:sz w:val="22"/>
-          <w:szCs w:val="22"/>
-          <w:lang w:eastAsia="ru-RU"/>
-        </w:rPr>
-        <w:tab/>
-      </w:r>
-      <w:r>
-        <w:rPr>
-          <w:rFonts w:eastAsia="Times New Roman"/>
-          <w:color w:val="auto"/>
-          <w:sz w:val="22"/>
-          <w:szCs w:val="22"/>
-          <w:lang w:eastAsia="ru-RU"/>
-        </w:rPr>
-        <w:tab/>
         <w:t xml:space="preserve">  </w:t>
       </w:r>
     </w:p>
@@ -995,7 +857,23 @@
           <w:color w:val="auto"/>
           <w:lang w:eastAsia="ru-RU"/>
         </w:rPr>
-        <w:t>И.В. Свистунов</w:t>
+        <w:t>Ф</w:t>
+      </w:r>
+      <w:r>
+        <w:rPr>
+          <w:rFonts w:eastAsia="Times New Roman"/>
+          <w:color w:val="auto"/>
+          <w:lang w:eastAsia="ru-RU"/>
+        </w:rPr>
+        <w:t xml:space="preserve">.В. </w:t>
+      </w:r>
+      <w:r>
+        <w:rPr>
+          <w:rFonts w:eastAsia="Times New Roman"/>
+          <w:color w:val="auto"/>
+          <w:lang w:eastAsia="ru-RU"/>
+        </w:rPr>
+        <w:t>Самойлов</w:t>
       </w:r>
       <w:r>
         <w:rPr>
@@ -12099,28 +11977,15 @@
           <w:lang w:val="en-US"/>
         </w:rPr>
       </w:pPr>
-      <w:r>
-        <w:fldChar w:fldCharType="begin"/>
-      </w:r>
-      <w:r>
-        <w:rPr>
-          <w:lang w:val="en-US"/>
-        </w:rPr>
-        <w:instrText>HYPERLINK "https://github.com/uu546/DerevyashkinVV-course-project/tree/main/docs/03-database" \l "%D0%BB%D0%BE%D0%B3%D0%B8%D1%87%D0%B5%D1%81%D0%BA%D0%B0%D1%8F-%D0%BC%D0%BE%D0%B4%D0%B5%D0%BB%D1%8C-%D0%B4%D0%B0%D0%BD%D0%BD%D1%8B%D1%85-er-%D0%B4%D0%B8%D0%B0%D0%B3%D1%80%D0%B0%D0%BC%D0%BC%D0%B0"</w:instrText>
-      </w:r>
-      <w:r>
-        <w:fldChar w:fldCharType="separate"/>
-      </w:r>
-      <w:r>
-        <w:rPr>
-          <w:rStyle w:val="af1"/>
-          <w:lang w:val="en-US"/>
-        </w:rPr>
-        <w:t>03-database/images/er-diagram.png</w:t>
-      </w:r>
-      <w:r>
-        <w:fldChar w:fldCharType="end"/>
-      </w:r>
+      <w:hyperlink r:id="rId17" w:anchor="%D0%BB%D0%BE%D0%B3%D0%B8%D1%87%D0%B5%D1%81%D0%BA%D0%B0%D1%8F-%D0%BC%D0%BE%D0%B4%D0%B5%D0%BB%D1%8C-%D0%B4%D0%B0%D0%BD%D0%BD%D1%8B%D1%85-er-%D0%B4%D0%B8%D0%B0%D0%B3%D1%80%D0%B0%D0%BC%D0%BC%D0%B0" w:history="1">
+        <w:r>
+          <w:rPr>
+            <w:rStyle w:val="af1"/>
+            <w:lang w:val="en-US"/>
+          </w:rPr>
+          <w:t>03-database/images/er-diagram.png</w:t>
+        </w:r>
+      </w:hyperlink>
     </w:p>
     <w:p>
       <w:pPr>
@@ -12163,28 +12028,15 @@
           <w:lang w:val="en-US"/>
         </w:rPr>
       </w:pPr>
-      <w:r>
-        <w:fldChar w:fldCharType="begin"/>
-      </w:r>
-      <w:r>
-        <w:rPr>
-          <w:lang w:val="en-US"/>
-        </w:rPr>
-        <w:instrText>HYPERLINK "https://github.com/uu546/DerevyashkinVV-course-project/blob/main/docs/03-database/images/er.png"</w:instrText>
-      </w:r>
-      <w:r>
-        <w:fldChar w:fldCharType="separate"/>
-      </w:r>
-      <w:r>
-        <w:rPr>
-          <w:rStyle w:val="af1"/>
-          <w:lang w:val="en-US"/>
-        </w:rPr>
-        <w:t>03-database/images/er.png</w:t>
-      </w:r>
-      <w:r>
-        <w:fldChar w:fldCharType="end"/>
-      </w:r>
+      <w:hyperlink r:id="rId18" w:history="1">
+        <w:r>
+          <w:rPr>
+            <w:rStyle w:val="af1"/>
+            <w:lang w:val="en-US"/>
+          </w:rPr>
+          <w:t>03-database/images/er.png</w:t>
+        </w:r>
+      </w:hyperlink>
     </w:p>
     <w:p>
       <w:pPr>
@@ -15033,7 +14885,7 @@
       <w:r>
         <w:t>Полный DDL-скрипт представлен в документации: </w:t>
       </w:r>
-      <w:hyperlink r:id="rId17" w:tgtFrame="_blank" w:history="1">
+      <w:hyperlink r:id="rId19" w:tgtFrame="_blank" w:history="1">
         <w:r>
           <w:rPr>
             <w:rStyle w:val="af1"/>
@@ -15105,7 +14957,7 @@
       </w:r>
     </w:p>
     <w:p>
-      <w:hyperlink r:id="rId18" w:history="1">
+      <w:hyperlink r:id="rId20" w:history="1">
         <w:r>
           <w:rPr>
             <w:rStyle w:val="af1"/>
@@ -15118,7 +14970,7 @@
       <w:r>
         <w:t xml:space="preserve"> Полная версия диаграммы представлена в документации: </w:t>
       </w:r>
-      <w:hyperlink r:id="rId19" w:tgtFrame="_blank" w:history="1">
+      <w:hyperlink r:id="rId21" w:tgtFrame="_blank" w:history="1">
         <w:r>
           <w:rPr>
             <w:rStyle w:val="af1"/>
@@ -15133,7 +14985,7 @@
       </w:r>
     </w:p>
     <w:p>
-      <w:hyperlink r:id="rId20" w:history="1">
+      <w:hyperlink r:id="rId22" w:history="1">
         <w:r>
           <w:rPr>
             <w:rStyle w:val="af1"/>
@@ -15148,7 +15000,7 @@
       </w:r>
     </w:p>
     <w:p>
-      <w:hyperlink r:id="rId21" w:history="1">
+      <w:hyperlink r:id="rId23" w:history="1">
         <w:r>
           <w:rPr>
             <w:rStyle w:val="af1"/>
@@ -15189,28 +15041,15 @@
           <w:lang w:val="en-US"/>
         </w:rPr>
       </w:pPr>
-      <w:r>
-        <w:fldChar w:fldCharType="begin"/>
-      </w:r>
-      <w:r>
-        <w:rPr>
-          <w:lang w:val="en-US"/>
-        </w:rPr>
-        <w:instrText>HYPERLINK "https://github.com/uu546/DerevyashkinVV-course-project/blob/main/docs/05-implementation/code-structure.md" \l "%D1%81%D1%82%D1%80%D1%83%D0%BA%D1%82%D1%83%D1%80%D0%B0-%D0%BF%D1%80%D0%BE%D0%B5%D0%BA%D1%82%D0%B0-%D1%81%D0%BE%D0%BE%D1%82%D0%B2%D0%B5%D1%82%D1%81%D1%82%D0%B2%D0%B8%D0%B5-pcmef"</w:instrText>
-      </w:r>
-      <w:r>
-        <w:fldChar w:fldCharType="separate"/>
-      </w:r>
-      <w:r>
-        <w:rPr>
-          <w:rStyle w:val="af1"/>
-          <w:lang w:val="en-US"/>
-        </w:rPr>
-        <w:t>05-implementation/code-structure.md</w:t>
-      </w:r>
-      <w:r>
-        <w:fldChar w:fldCharType="end"/>
-      </w:r>
+      <w:hyperlink r:id="rId24" w:anchor="%D1%81%D1%82%D1%80%D1%83%D0%BA%D1%82%D1%83%D1%80%D0%B0-%D0%BF%D1%80%D0%BE%D0%B5%D0%BA%D1%82%D0%B0-%D1%81%D0%BE%D0%BE%D1%82%D0%B2%D0%B5%D1%82%D1%81%D1%82%D0%B2%D0%B8%D0%B5-pcmef" w:history="1">
+        <w:r>
+          <w:rPr>
+            <w:rStyle w:val="af1"/>
+            <w:lang w:val="en-US"/>
+          </w:rPr>
+          <w:t>05-implementation/code-structure.md</w:t>
+        </w:r>
+      </w:hyperlink>
     </w:p>
     <w:p>
       <w:pPr>
@@ -17683,37 +17522,24 @@
           <w:lang w:val="en-US"/>
         </w:rPr>
       </w:pPr>
-      <w:r>
-        <w:fldChar w:fldCharType="begin"/>
-      </w:r>
-      <w:r>
-        <w:rPr>
-          <w:lang w:val="en-US"/>
-        </w:rPr>
-        <w:instrText>HYPERLINK "https://github.com/uu546/DerevyashkinVV-course-project/blob/main/docs/05-implementation/code-structure.md" \l "%D1%81%D1%82%D1%80%D1%83%D0%BA%D1%82%D1%83%D1%80%D0%B0-%D0%BF%D1%80%D0%BE%D0%B5%D0%BA%D1%82%D0%B0-%D1%81%D0%BE%D0%BE%D1%82%D0%B2%D0%B5%D1%82%D1%81%D1%82%D0%B2%D0%B8%D0%B5-pcmef"</w:instrText>
-      </w:r>
-      <w:r>
-        <w:fldChar w:fldCharType="separate"/>
-      </w:r>
-      <w:r>
-        <w:rPr>
-          <w:rStyle w:val="af1"/>
-          <w:lang w:val="en-US"/>
-        </w:rPr>
-        <w:t>05-implementation/code-</w:t>
-      </w:r>
-      <w:proofErr w:type="spellStart"/>
-      <w:r>
-        <w:rPr>
-          <w:rStyle w:val="af1"/>
-          <w:lang w:val="en-US"/>
-        </w:rPr>
-        <w:t>structure.mdf</w:t>
-      </w:r>
-      <w:proofErr w:type="spellEnd"/>
-      <w:r>
-        <w:fldChar w:fldCharType="end"/>
-      </w:r>
+      <w:hyperlink r:id="rId25" w:anchor="%D1%81%D1%82%D1%80%D1%83%D0%BA%D1%82%D1%83%D1%80%D0%B0-%D0%BF%D1%80%D0%BE%D0%B5%D0%BA%D1%82%D0%B0-%D1%81%D0%BE%D0%BE%D1%82%D0%B2%D0%B5%D1%82%D1%81%D1%82%D0%B2%D0%B8%D0%B5-pcmef" w:history="1">
+        <w:r>
+          <w:rPr>
+            <w:rStyle w:val="af1"/>
+            <w:lang w:val="en-US"/>
+          </w:rPr>
+          <w:t>05-implementation/code-</w:t>
+        </w:r>
+        <w:proofErr w:type="spellStart"/>
+        <w:r>
+          <w:rPr>
+            <w:rStyle w:val="af1"/>
+            <w:lang w:val="en-US"/>
+          </w:rPr>
+          <w:t>structure.mdf</w:t>
+        </w:r>
+        <w:proofErr w:type="spellEnd"/>
+      </w:hyperlink>
     </w:p>
     <w:p>
       <w:pPr>
@@ -17727,7 +17553,13 @@
       </w:r>
       <w:bookmarkStart w:id="37" w:name="_Toc231424481"/>
       <w:r>
-        <w:t>3.1.2. Классы-сущности</w:t>
+        <w:rPr>
+          <w:lang w:val="en-US"/>
+        </w:rPr>
+        <w:t xml:space="preserve">3.1.2. </w:t>
+      </w:r>
+      <w:r>
+        <w:t>Классы-сущности</w:t>
       </w:r>
       <w:bookmarkEnd w:id="37"/>
     </w:p>
@@ -17791,19 +17623,15 @@
         <w:t>jakarta</w:t>
       </w:r>
       <w:proofErr w:type="spellEnd"/>
-      <w:proofErr w:type="gramEnd"/>
       <w:r>
         <w:t>.</w:t>
       </w:r>
-      <w:proofErr w:type="spellStart"/>
-      <w:proofErr w:type="gramStart"/>
       <w:r>
         <w:rPr>
           <w:lang w:val="en-US"/>
         </w:rPr>
         <w:t>persistence</w:t>
       </w:r>
-      <w:proofErr w:type="spellEnd"/>
       <w:proofErr w:type="gramEnd"/>
       <w:r>
         <w:t>.*;</w:t>
@@ -18969,63 +18797,40 @@
       </w:r>
     </w:p>
     <w:p>
-      <w:pPr>
-        <w:rPr>
-          <w:lang w:val="en-US"/>
-        </w:rPr>
-      </w:pPr>
       <w:r>
         <w:t>Полный</w:t>
       </w:r>
       <w:r>
-        <w:rPr>
-          <w:lang w:val="en-US"/>
-        </w:rPr>
         <w:t xml:space="preserve"> </w:t>
       </w:r>
       <w:r>
         <w:t>список</w:t>
       </w:r>
       <w:r>
-        <w:rPr>
-          <w:lang w:val="en-US"/>
-        </w:rPr>
         <w:t xml:space="preserve"> </w:t>
       </w:r>
       <w:r>
         <w:t>сущностей</w:t>
       </w:r>
       <w:r>
-        <w:rPr>
-          <w:lang w:val="en-US"/>
-        </w:rPr>
         <w:t xml:space="preserve"> </w:t>
       </w:r>
       <w:r>
         <w:t>представлен</w:t>
       </w:r>
       <w:r>
-        <w:rPr>
-          <w:lang w:val="en-US"/>
-        </w:rPr>
         <w:t xml:space="preserve"> </w:t>
       </w:r>
       <w:r>
         <w:t>в</w:t>
       </w:r>
       <w:r>
-        <w:rPr>
-          <w:lang w:val="en-US"/>
-        </w:rPr>
         <w:t xml:space="preserve"> </w:t>
       </w:r>
       <w:r>
         <w:t>документации</w:t>
       </w:r>
       <w:r>
-        <w:rPr>
-          <w:lang w:val="en-US"/>
-        </w:rPr>
         <w:t>:</w:t>
       </w:r>
       <w:r>
@@ -19034,72 +18839,53 @@
         </w:rPr>
         <w:t> </w:t>
       </w:r>
-      <w:r>
-        <w:fldChar w:fldCharType="begin"/>
-      </w:r>
-      <w:r>
-        <w:rPr>
-          <w:lang w:val="en-US"/>
-        </w:rPr>
-        <w:instrText>HYPERLINK "https://github.com/uu546/DerevyashkinVV-course-project/blob/main/docs/05-implementation/entities.md" \t "_blank"</w:instrText>
-      </w:r>
-      <w:r>
-        <w:fldChar w:fldCharType="separate"/>
-      </w:r>
-      <w:r>
-        <w:rPr>
-          <w:rStyle w:val="af1"/>
-          <w:lang w:val="en-US"/>
-        </w:rPr>
-        <w:t>05-</w:t>
-      </w:r>
-      <w:r>
-        <w:rPr>
-          <w:rStyle w:val="af1"/>
-          <w:lang w:val="en-US"/>
-        </w:rPr>
-        <w:t>implementation</w:t>
-      </w:r>
-      <w:r>
-        <w:rPr>
-          <w:rStyle w:val="af1"/>
-          <w:lang w:val="en-US"/>
-        </w:rPr>
-        <w:t>/</w:t>
-      </w:r>
-      <w:r>
-        <w:rPr>
-          <w:rStyle w:val="af1"/>
-          <w:lang w:val="en-US"/>
-        </w:rPr>
-        <w:t>entities</w:t>
-      </w:r>
-      <w:r>
-        <w:rPr>
-          <w:rStyle w:val="af1"/>
-          <w:lang w:val="en-US"/>
-        </w:rPr>
-        <w:t>.</w:t>
-      </w:r>
-      <w:r>
-        <w:rPr>
-          <w:rStyle w:val="af1"/>
-          <w:lang w:val="en-US"/>
-        </w:rPr>
-        <w:t>md</w:t>
-      </w:r>
-      <w:r>
-        <w:fldChar w:fldCharType="end"/>
-      </w:r>
+      <w:hyperlink r:id="rId26" w:tgtFrame="_blank" w:history="1">
+        <w:r>
+          <w:rPr>
+            <w:rStyle w:val="af1"/>
+          </w:rPr>
+          <w:t>05-</w:t>
+        </w:r>
+        <w:r>
+          <w:rPr>
+            <w:rStyle w:val="af1"/>
+            <w:lang w:val="en-US"/>
+          </w:rPr>
+          <w:t>implementation</w:t>
+        </w:r>
+        <w:r>
+          <w:rPr>
+            <w:rStyle w:val="af1"/>
+          </w:rPr>
+          <w:t>/</w:t>
+        </w:r>
+        <w:r>
+          <w:rPr>
+            <w:rStyle w:val="af1"/>
+            <w:lang w:val="en-US"/>
+          </w:rPr>
+          <w:t>entities</w:t>
+        </w:r>
+        <w:r>
+          <w:rPr>
+            <w:rStyle w:val="af1"/>
+          </w:rPr>
+          <w:t>.</w:t>
+        </w:r>
+        <w:r>
+          <w:rPr>
+            <w:rStyle w:val="af1"/>
+            <w:lang w:val="en-US"/>
+          </w:rPr>
+          <w:t>md</w:t>
+        </w:r>
+      </w:hyperlink>
     </w:p>
     <w:p>
       <w:pPr>
         <w:pStyle w:val="3"/>
       </w:pPr>
       <w:r>
-        <w:rPr>
-          <w:lang w:val="en-US"/>
-        </w:rPr>
         <w:t xml:space="preserve"> </w:t>
       </w:r>
       <w:bookmarkStart w:id="38" w:name="_Toc231424482"/>
@@ -20637,96 +20423,95 @@
       </w:r>
     </w:p>
     <w:p>
-      <w:pPr>
-        <w:rPr>
-          <w:lang w:val="en-US"/>
-        </w:rPr>
-      </w:pPr>
       <w:r>
         <w:t>Полный</w:t>
       </w:r>
       <w:r>
-        <w:rPr>
-          <w:lang w:val="en-US"/>
-        </w:rPr>
         <w:t xml:space="preserve"> </w:t>
       </w:r>
       <w:r>
         <w:t>список</w:t>
       </w:r>
       <w:r>
-        <w:rPr>
-          <w:lang w:val="en-US"/>
-        </w:rPr>
         <w:t xml:space="preserve"> </w:t>
       </w:r>
       <w:r>
         <w:t>репозиториев</w:t>
       </w:r>
       <w:r>
-        <w:rPr>
-          <w:lang w:val="en-US"/>
-        </w:rPr>
         <w:t xml:space="preserve"> </w:t>
       </w:r>
       <w:r>
         <w:t>представлен</w:t>
       </w:r>
       <w:r>
-        <w:rPr>
-          <w:lang w:val="en-US"/>
-        </w:rPr>
         <w:t xml:space="preserve"> </w:t>
       </w:r>
       <w:r>
         <w:t>в</w:t>
       </w:r>
       <w:r>
-        <w:rPr>
-          <w:lang w:val="en-US"/>
-        </w:rPr>
         <w:t xml:space="preserve"> </w:t>
       </w:r>
       <w:r>
         <w:t>документации</w:t>
       </w:r>
       <w:r>
-        <w:rPr>
-          <w:lang w:val="en-US"/>
-        </w:rPr>
-        <w:t>: </w:t>
-      </w:r>
-      <w:r>
-        <w:fldChar w:fldCharType="begin"/>
-      </w:r>
-      <w:r>
-        <w:rPr>
-          <w:lang w:val="en-US"/>
-        </w:rPr>
-        <w:instrText>HYPERLINK "https://github.com/uu546/DerevyashkinVV-course-project/blob/main/docs/05-implementation/repositories.md" \t "_blank"</w:instrText>
-      </w:r>
-      <w:r>
-        <w:fldChar w:fldCharType="separate"/>
-      </w:r>
-      <w:r>
-        <w:rPr>
-          <w:rStyle w:val="af1"/>
-          <w:lang w:val="en-US"/>
-        </w:rPr>
-        <w:t>05-implementation/repositories.md</w:t>
-      </w:r>
-      <w:r>
-        <w:fldChar w:fldCharType="end"/>
-      </w:r>
+        <w:t>:</w:t>
+      </w:r>
+      <w:r>
+        <w:rPr>
+          <w:lang w:val="en-US"/>
+        </w:rPr>
+        <w:t> </w:t>
+      </w:r>
+      <w:hyperlink r:id="rId27" w:tgtFrame="_blank" w:history="1">
+        <w:r>
+          <w:rPr>
+            <w:rStyle w:val="af1"/>
+          </w:rPr>
+          <w:t>05-</w:t>
+        </w:r>
+        <w:r>
+          <w:rPr>
+            <w:rStyle w:val="af1"/>
+            <w:lang w:val="en-US"/>
+          </w:rPr>
+          <w:t>implementation</w:t>
+        </w:r>
+        <w:r>
+          <w:rPr>
+            <w:rStyle w:val="af1"/>
+          </w:rPr>
+          <w:t>/</w:t>
+        </w:r>
+        <w:r>
+          <w:rPr>
+            <w:rStyle w:val="af1"/>
+            <w:lang w:val="en-US"/>
+          </w:rPr>
+          <w:t>repositories</w:t>
+        </w:r>
+        <w:r>
+          <w:rPr>
+            <w:rStyle w:val="af1"/>
+          </w:rPr>
+          <w:t>.</w:t>
+        </w:r>
+        <w:r>
+          <w:rPr>
+            <w:rStyle w:val="af1"/>
+            <w:lang w:val="en-US"/>
+          </w:rPr>
+          <w:t>md</w:t>
+        </w:r>
+      </w:hyperlink>
     </w:p>
     <w:p>
       <w:pPr>
         <w:pStyle w:val="3"/>
       </w:pPr>
       <w:r>
-        <w:rPr>
-          <w:lang w:val="en-US"/>
-        </w:rPr>
         <w:t xml:space="preserve"> </w:t>
       </w:r>
       <w:bookmarkStart w:id="39" w:name="_Toc231424483"/>
@@ -21854,7 +21639,7 @@
       <w:r>
         <w:t>Полный код сервисов представлен в документации: </w:t>
       </w:r>
-      <w:hyperlink r:id="rId22" w:tgtFrame="_blank" w:history="1">
+      <w:hyperlink r:id="rId28" w:tgtFrame="_blank" w:history="1">
         <w:r>
           <w:rPr>
             <w:rStyle w:val="af1"/>
@@ -22152,7 +21937,7 @@
       <w:r>
         <w:t>Более детально результаты статического анализа представлены в документации: </w:t>
       </w:r>
-      <w:hyperlink r:id="rId23" w:tgtFrame="_blank" w:history="1">
+      <w:hyperlink r:id="rId29" w:tgtFrame="_blank" w:history="1">
         <w:r>
           <w:rPr>
             <w:rStyle w:val="af1"/>
@@ -23602,7 +23387,7 @@
       </w:r>
     </w:p>
     <w:p>
-      <w:hyperlink r:id="rId24" w:history="1">
+      <w:hyperlink r:id="rId30" w:history="1">
         <w:r>
           <w:rPr>
             <w:rStyle w:val="af1"/>
@@ -23615,7 +23400,7 @@
       <w:r>
         <w:t>Полный набор скриншотов представлен в документации: </w:t>
       </w:r>
-      <w:hyperlink r:id="rId25" w:tgtFrame="_blank" w:history="1">
+      <w:hyperlink r:id="rId31" w:tgtFrame="_blank" w:history="1">
         <w:r>
           <w:rPr>
             <w:rStyle w:val="af1"/>
@@ -24056,7 +23841,7 @@
       </w:r>
     </w:p>
     <w:p>
-      <w:hyperlink r:id="rId26" w:history="1">
+      <w:hyperlink r:id="rId32" w:history="1">
         <w:r>
           <w:rPr>
             <w:rStyle w:val="af1"/>
@@ -25714,7 +25499,7 @@
       <w:r>
         <w:t xml:space="preserve">Эндпоинты описаны в документации </w:t>
       </w:r>
-      <w:hyperlink r:id="rId27" w:history="1">
+      <w:hyperlink r:id="rId33" w:history="1">
         <w:r>
           <w:rPr>
             <w:rStyle w:val="af1"/>
@@ -25750,7 +25535,7 @@
                     <pic:cNvPicPr/>
                   </pic:nvPicPr>
                   <pic:blipFill>
-                    <a:blip r:embed="rId28"/>
+                    <a:blip r:embed="rId34"/>
                     <a:stretch>
                       <a:fillRect/>
                     </a:stretch>
@@ -32322,7 +32107,7 @@
       <w:pPr>
         <w:ind w:firstLine="0"/>
       </w:pPr>
-      <w:hyperlink r:id="rId29" w:history="1">
+      <w:hyperlink r:id="rId35" w:history="1">
         <w:r>
           <w:rPr>
             <w:rStyle w:val="af1"/>
@@ -32614,7 +32399,7 @@
       <w:r>
         <w:t>WBS представлена в документации: </w:t>
       </w:r>
-      <w:hyperlink r:id="rId30" w:tgtFrame="_blank" w:history="1">
+      <w:hyperlink r:id="rId36" w:tgtFrame="_blank" w:history="1">
         <w:r>
           <w:rPr>
             <w:rStyle w:val="af1"/>
@@ -32662,7 +32447,7 @@
       <w:r>
         <w:t xml:space="preserve"> представлена в документации: </w:t>
       </w:r>
-      <w:hyperlink r:id="rId31" w:tgtFrame="_blank" w:history="1">
+      <w:hyperlink r:id="rId37" w:tgtFrame="_blank" w:history="1">
         <w:r>
           <w:rPr>
             <w:rStyle w:val="af1"/>
@@ -32729,7 +32514,7 @@
       <w:r>
         <w:t>Оценка по модели COCOMO представлена в документации: </w:t>
       </w:r>
-      <w:hyperlink r:id="rId32" w:tgtFrame="_blank" w:history="1">
+      <w:hyperlink r:id="rId38" w:tgtFrame="_blank" w:history="1">
         <w:r>
           <w:rPr>
             <w:rStyle w:val="af1"/>
@@ -36798,7 +36583,7 @@
                     <pic:cNvPicPr/>
                   </pic:nvPicPr>
                   <pic:blipFill>
-                    <a:blip r:embed="rId33"/>
+                    <a:blip r:embed="rId39"/>
                     <a:stretch>
                       <a:fillRect/>
                     </a:stretch>
@@ -36856,7 +36641,7 @@
                     <pic:cNvPicPr/>
                   </pic:nvPicPr>
                   <pic:blipFill>
-                    <a:blip r:embed="rId34"/>
+                    <a:blip r:embed="rId40"/>
                     <a:stretch>
                       <a:fillRect/>
                     </a:stretch>
@@ -36914,7 +36699,7 @@
                     <pic:cNvPicPr/>
                   </pic:nvPicPr>
                   <pic:blipFill>
-                    <a:blip r:embed="rId35"/>
+                    <a:blip r:embed="rId41"/>
                     <a:stretch>
                       <a:fillRect/>
                     </a:stretch>
@@ -36976,7 +36761,7 @@
                     <pic:cNvPicPr/>
                   </pic:nvPicPr>
                   <pic:blipFill>
-                    <a:blip r:embed="rId36"/>
+                    <a:blip r:embed="rId42"/>
                     <a:stretch>
                       <a:fillRect/>
                     </a:stretch>
@@ -37034,7 +36819,7 @@
                     <pic:cNvPicPr/>
                   </pic:nvPicPr>
                   <pic:blipFill>
-                    <a:blip r:embed="rId37"/>
+                    <a:blip r:embed="rId43"/>
                     <a:stretch>
                       <a:fillRect/>
                     </a:stretch>
@@ -37091,7 +36876,7 @@
                     <pic:cNvPicPr/>
                   </pic:nvPicPr>
                   <pic:blipFill>
-                    <a:blip r:embed="rId38"/>
+                    <a:blip r:embed="rId44"/>
                     <a:stretch>
                       <a:fillRect/>
                     </a:stretch>
@@ -37139,7 +36924,7 @@
                     <pic:cNvPicPr/>
                   </pic:nvPicPr>
                   <pic:blipFill>
-                    <a:blip r:embed="rId39"/>
+                    <a:blip r:embed="rId45"/>
                     <a:stretch>
                       <a:fillRect/>
                     </a:stretch>
@@ -37189,7 +36974,7 @@
                     <pic:cNvPicPr/>
                   </pic:nvPicPr>
                   <pic:blipFill>
-                    <a:blip r:embed="rId40"/>
+                    <a:blip r:embed="rId46"/>
                     <a:stretch>
                       <a:fillRect/>
                     </a:stretch>
@@ -37272,7 +37057,7 @@
                     <pic:cNvPicPr/>
                   </pic:nvPicPr>
                   <pic:blipFill>
-                    <a:blip r:embed="rId41"/>
+                    <a:blip r:embed="rId47"/>
                     <a:stretch>
                       <a:fillRect/>
                     </a:stretch>
@@ -37294,7 +37079,7 @@
       </w:r>
     </w:p>
     <w:sectPr>
-      <w:footerReference w:type="default" r:id="rId42"/>
+      <w:footerReference w:type="default" r:id="rId48"/>
       <w:pgSz w:w="11906" w:h="16838"/>
       <w:pgMar w:top="1134" w:right="850" w:bottom="1134" w:left="1701" w:header="708" w:footer="708" w:gutter="0"/>
       <w:cols w:space="708"/>
